--- a/RFI-Docs/Psychedelics-ORD-clean.docx
+++ b/RFI-Docs/Psychedelics-ORD-clean.docx
@@ -4,9 +4,123 @@
   <w:body>
     <w:p>
       <w:pPr>
+        <w:jc w:val="left"/>
+      </w:pPr>
+      <w:r>
+        <w:rPr>
+          <w:color w:val="646464"/>
+          <w:sz w:val="18"/>
+        </w:rPr>
+        <w:t>Document: Psychedelics-ORD-clean.docx</w:t>
+      </w:r>
+    </w:p>
+    <w:p>
+      <w:pPr>
+        <w:jc w:val="left"/>
+      </w:pPr>
+      <w:r>
+        <w:rPr>
+          <w:color w:val="646464"/>
+          <w:sz w:val="18"/>
+        </w:rPr>
+        <w:t>Title: Psychedelics Research – VA ORD Key Messages and Background (Jan 2026)</w:t>
+      </w:r>
+    </w:p>
+    <w:p>
+      <w:pPr>
+        <w:jc w:val="left"/>
+      </w:pPr>
+      <w:r>
+        <w:rPr>
+          <w:color w:val="646464"/>
+          <w:sz w:val="18"/>
+        </w:rPr>
+        <w:t>Topic: Psychedelics | Type: Briefing Papers and Congressional Responses</w:t>
+      </w:r>
+    </w:p>
+    <w:p>
+      <w:pPr>
+        <w:jc w:val="left"/>
+      </w:pPr>
+      <w:r>
+        <w:rPr>
+          <w:color w:val="646464"/>
+          <w:sz w:val="18"/>
+        </w:rPr>
+        <w:t>Created: 2026-01-12 | By: McGovern, Brian V.</w:t>
+      </w:r>
+    </w:p>
+    <w:p>
+      <w:pPr>
+        <w:jc w:val="left"/>
+      </w:pPr>
+      <w:r>
+        <w:rPr>
+          <w:color w:val="646464"/>
+          <w:sz w:val="18"/>
+        </w:rPr>
+        <w:t>Modified: 2026-01-12 | By: McGovern, Brian V.</w:t>
+      </w:r>
+    </w:p>
+    <w:p>
+      <w:pPr>
+        <w:jc w:val="left"/>
+      </w:pPr>
+      <w:r>
+        <w:rPr>
+          <w:color w:val="C8C8C8"/>
+          <w:sz w:val="16"/>
+        </w:rPr>
+        <w:t>────────────────────────────────────────────────────────────────────────────────</w:t>
+      </w:r>
+    </w:p>
+    <w:p>
+      <w:pPr>
+        <w:jc w:val="left"/>
+      </w:pPr>
+      <w:r/>
+    </w:p>
+    <w:p>
+      <w:pPr>
+        <w:jc w:val="left"/>
+      </w:pPr>
+      <w:r>
+        <w:rPr>
+          <w:color w:val="646464"/>
+          <w:sz w:val="18"/>
+        </w:rPr>
+        <w:t>Topic: Psychedelics | Type: Briefing Papers and Congressional Responses</w:t>
+      </w:r>
+    </w:p>
+    <w:p>
+      <w:pPr>
+        <w:jc w:val="left"/>
+      </w:pPr>
+      <w:r>
+        <w:rPr>
+          <w:color w:val="646464"/>
+          <w:sz w:val="18"/>
+        </w:rPr>
+        <w:t>Created: 2026-01-12 | By: McGovern, Brian V.</w:t>
+      </w:r>
+    </w:p>
+    <w:p>
+      <w:pPr>
+        <w:jc w:val="left"/>
+      </w:pPr>
+      <w:r>
+        <w:rPr>
+          <w:color w:val="646464"/>
+          <w:sz w:val="18"/>
+        </w:rPr>
+        <w:t>Modified: 2026-01-12 | By: McGovern, Brian V.</w:t>
+      </w:r>
+    </w:p>
+    <w:p>
+      <w:pPr>
         <w:pStyle w:val="xmsonormal"/>
         <w:spacing w:before="0" w:beforeAutospacing="0" w:after="120" w:afterAutospacing="0"/>
-        <w:jc w:val="center"/>
+        <w:jc w:val="left"/>
         <w:rPr>
           <w:rFonts w:ascii="Arial" w:hAnsi="Arial" w:cs="Arial"/>
           <w:b/>
@@ -16,21 +130,10 @@
       </w:pPr>
       <w:r>
         <w:rPr>
-          <w:rFonts w:ascii="Arial" w:hAnsi="Arial" w:cs="Arial"/>
-          <w:b/>
-          <w:bCs/>
-          <w:color w:val="212121"/>
-        </w:rPr>
-        <w:t xml:space="preserve">Topic: </w:t>
-      </w:r>
-      <w:r>
-        <w:rPr>
-          <w:rFonts w:ascii="Arial" w:hAnsi="Arial" w:cs="Arial"/>
-          <w:b/>
-          <w:bCs/>
-          <w:color w:val="212121"/>
-        </w:rPr>
-        <w:t xml:space="preserve">Psychedelics </w:t>
+          <w:color w:val="C8C8C8"/>
+          <w:sz w:val="16"/>
+        </w:rPr>
+        <w:t>────────────────────────────────────────────────────────────────────────────────</w:t>
       </w:r>
     </w:p>
     <w:p>
@@ -42,6 +145,7 @@
           <w:color w:val="212121"/>
         </w:rPr>
       </w:pPr>
+      <w:r/>
     </w:p>
     <w:p>
       <w:pPr>
